--- a/02_経費実績・証拠書類/出張書類完成セット/【写真挿入完了】【出張報告】No1_令和8年1月8_東京.docx
+++ b/02_経費実績・証拠書類/出張書類完成セット/【写真挿入完了】【出張報告】No1_令和8年1月8_東京.docx
@@ -62,7 +62,7 @@
           </w:tcPr>
           <w:p>
             <w:r>
-              <w:t>令和　　年　　月　　日</w:t>
+              <w:t>令和7年12月25日</w:t>
             </w:r>
           </w:p>
         </w:tc>
@@ -214,7 +214,7 @@
           </w:tcPr>
           <w:p>
             <w:r>
-              <w:t>令和　　年　　月　　日</w:t>
+              <w:t>令和8年1月10日</w:t>
             </w:r>
           </w:p>
         </w:tc>
@@ -235,7 +235,9 @@
             <w:tcW w:type="dxa" w:w="6480"/>
           </w:tcPr>
           <w:p>
-            <w:r/>
+            <w:r>
+              <w:t>藤本理玖</w:t>
+            </w:r>
           </w:p>
         </w:tc>
       </w:tr>
@@ -292,15 +294,38 @@
           </w:tcPr>
           <w:p>
             <w:r>
-              <w:br/>
-              <w:br/>
-              <w:br/>
-              <w:br/>
-              <w:t>（ここに名刺の画像を貼り付けてください）</w:t>
-              <w:br/>
-              <w:br/>
-              <w:br/>
-              <w:br/>
+              <w:drawing>
+                <wp:inline xmlns:a="http://schemas.openxmlformats.org/drawingml/2006/main" xmlns:pic="http://schemas.openxmlformats.org/drawingml/2006/picture">
+                  <wp:extent cx="2880000" cy="3840000"/>
+                  <wp:docPr id="2" name="Picture 2"/>
+                  <wp:cNvGraphicFramePr>
+                    <a:graphicFrameLocks noChangeAspect="1"/>
+                  </wp:cNvGraphicFramePr>
+                  <a:graphic>
+                    <a:graphicData uri="http://schemas.openxmlformats.org/drawingml/2006/picture">
+                      <pic:pic>
+                        <pic:nvPicPr>
+                          <pic:cNvPr id="0" name="c__Users_AMI_AppData_Roaming_Cursor_User_workspaceStorage_ffc38732dc462383d59fc363e9bc7891_images_IMG_1980-811f1068-391f-4361-8e0c-17857927b7aa.png"/>
+                          <pic:cNvPicPr/>
+                        </pic:nvPicPr>
+                        <pic:blipFill>
+                          <a:blip r:embed="rId10"/>
+                          <a:stretch>
+                            <a:fillRect/>
+                          </a:stretch>
+                        </pic:blipFill>
+                        <pic:spPr>
+                          <a:xfrm>
+                            <a:off x="0" y="0"/>
+                            <a:ext cx="2880000" cy="3840000"/>
+                          </a:xfrm>
+                          <a:prstGeom prst="rect"/>
+                        </pic:spPr>
+                      </pic:pic>
+                    </a:graphicData>
+                  </a:graphic>
+                </wp:inline>
+              </w:drawing>
             </w:r>
           </w:p>
         </w:tc>
@@ -328,19 +353,38 @@
           </w:tcPr>
           <w:p>
             <w:r>
-              <w:br/>
-              <w:br/>
-              <w:br/>
-              <w:br/>
-              <w:br/>
-              <w:br/>
-              <w:t>（ここに現地の写真を貼り付けてください）</w:t>
-              <w:br/>
-              <w:br/>
-              <w:br/>
-              <w:br/>
-              <w:br/>
-              <w:br/>
+              <w:drawing>
+                <wp:inline xmlns:a="http://schemas.openxmlformats.org/drawingml/2006/main" xmlns:pic="http://schemas.openxmlformats.org/drawingml/2006/picture">
+                  <wp:extent cx="2520000" cy="2733559"/>
+                  <wp:docPr id="1" name="Picture 1"/>
+                  <wp:cNvGraphicFramePr>
+                    <a:graphicFrameLocks noChangeAspect="1"/>
+                  </wp:cNvGraphicFramePr>
+                  <a:graphic>
+                    <a:graphicData uri="http://schemas.openxmlformats.org/drawingml/2006/picture">
+                      <pic:pic>
+                        <pic:nvPicPr>
+                          <pic:cNvPr id="0" name="c__Users_AMI_AppData_Roaming_Cursor_User_workspaceStorage_ffc38732dc462383d59fc363e9bc7891_images___________2026-04-03_18.44.51-23030feb-ebfd-4ad9-84b5-e333bb81fd62.png"/>
+                          <pic:cNvPicPr/>
+                        </pic:nvPicPr>
+                        <pic:blipFill>
+                          <a:blip r:embed="rId9"/>
+                          <a:stretch>
+                            <a:fillRect/>
+                          </a:stretch>
+                        </pic:blipFill>
+                        <pic:spPr>
+                          <a:xfrm>
+                            <a:off x="0" y="0"/>
+                            <a:ext cx="2520000" cy="2733559"/>
+                          </a:xfrm>
+                          <a:prstGeom prst="rect"/>
+                        </pic:spPr>
+                      </pic:pic>
+                    </a:graphicData>
+                  </a:graphic>
+                </wp:inline>
+              </w:drawing>
             </w:r>
           </w:p>
         </w:tc>
@@ -384,9 +428,9 @@
           </w:tcPr>
           <w:p>
             <w:r>
-              <w:t>□ 交通費・宿泊費の領収書</w:t>
+              <w:t>☑ 交通費・宿泊費の領収書</w:t>
               <w:br/>
-              <w:t>□ （飛行機の場合）搭乗証明書・半券</w:t>
+              <w:t>☑ （飛行機の場合）搭乗証明書・半券</w:t>
               <w:br/>
               <w:t>□ エクセル「金銭出納帳」への入力</w:t>
             </w:r>
